--- a/Documents/Meeting Logs/Log3.docx
+++ b/Documents/Meeting Logs/Log3.docx
@@ -20,7 +20,7 @@
           <w:p>
             <w:pPr>
               <w:pStyle w:val="Heading2"/>
-              <w:spacing w:line="360" w:lineRule="auto"/>
+              <w:spacing w:line="276" w:lineRule="auto"/>
               <w:jc w:val="center"/>
               <w:rPr>
                 <w:rFonts w:ascii="Times New Roman" w:hAnsi="Times New Roman" w:cs="Times New Roman"/>
@@ -50,7 +50,7 @@
           </w:p>
           <w:p>
             <w:pPr>
-              <w:spacing w:after="80" w:line="360" w:lineRule="auto"/>
+              <w:spacing w:after="80" w:line="276" w:lineRule="auto"/>
               <w:jc w:val="center"/>
               <w:rPr>
                 <w:rFonts w:ascii="Times New Roman" w:hAnsi="Times New Roman" w:cs="Times New Roman"/>
@@ -78,7 +78,7 @@
           </w:tcPr>
           <w:p>
             <w:pPr>
-              <w:spacing w:line="360" w:lineRule="auto"/>
+              <w:spacing w:line="276" w:lineRule="auto"/>
               <w:rPr>
                 <w:rFonts w:ascii="Times New Roman" w:hAnsi="Times New Roman" w:cs="Times New Roman"/>
               </w:rPr>
@@ -148,7 +148,7 @@
           </w:p>
           <w:p>
             <w:pPr>
-              <w:spacing w:line="360" w:lineRule="auto"/>
+              <w:spacing w:line="276" w:lineRule="auto"/>
               <w:rPr>
                 <w:rFonts w:ascii="Times New Roman" w:hAnsi="Times New Roman" w:cs="Times New Roman"/>
               </w:rPr>
@@ -246,7 +246,7 @@
           </w:p>
           <w:p>
             <w:pPr>
-              <w:spacing w:line="360" w:lineRule="auto"/>
+              <w:spacing w:line="276" w:lineRule="auto"/>
               <w:rPr>
                 <w:rFonts w:ascii="Times New Roman" w:hAnsi="Times New Roman" w:cs="Times New Roman"/>
               </w:rPr>
@@ -289,8 +289,18 @@
                 <w:b/>
                 <w:bCs/>
               </w:rPr>
-              <w:t>, 2025</w:t>
-            </w:r>
+              <w:t xml:space="preserve">, </w:t>
+            </w:r>
+            <w:proofErr w:type="gramStart"/>
+            <w:r>
+              <w:rPr>
+                <w:rFonts w:ascii="Times New Roman" w:hAnsi="Times New Roman" w:cs="Times New Roman"/>
+                <w:b/>
+                <w:bCs/>
+              </w:rPr>
+              <w:t>2025</w:t>
+            </w:r>
+            <w:proofErr w:type="gramEnd"/>
             <w:r>
               <w:rPr>
                 <w:rFonts w:ascii="Times New Roman" w:hAnsi="Times New Roman" w:cs="Times New Roman"/>
@@ -369,7 +379,7 @@
           </w:tcPr>
           <w:p>
             <w:pPr>
-              <w:spacing w:line="360" w:lineRule="auto"/>
+              <w:spacing w:line="276" w:lineRule="auto"/>
               <w:rPr>
                 <w:rFonts w:ascii="Times New Roman" w:hAnsi="Times New Roman" w:cs="Times New Roman"/>
                 <w:b/>
@@ -400,7 +410,7 @@
                 <w:ilvl w:val="0"/>
                 <w:numId w:val="2"/>
               </w:numPr>
-              <w:spacing w:line="360" w:lineRule="auto"/>
+              <w:spacing w:line="276" w:lineRule="auto"/>
               <w:rPr>
                 <w:rFonts w:ascii="Times New Roman" w:hAnsi="Times New Roman" w:cs="Times New Roman"/>
               </w:rPr>
@@ -445,7 +455,21 @@
               <w:rPr>
                 <w:rFonts w:ascii="Times New Roman" w:hAnsi="Times New Roman" w:cs="Times New Roman"/>
               </w:rPr>
-              <w:t xml:space="preserve"> React was initialized using Vite and the virtual environment was set up using uv.</w:t>
+              <w:t xml:space="preserve"> React was initialized using Vite and the virtual environment was set up using </w:t>
+            </w:r>
+            <w:proofErr w:type="spellStart"/>
+            <w:r>
+              <w:rPr>
+                <w:rFonts w:ascii="Times New Roman" w:hAnsi="Times New Roman" w:cs="Times New Roman"/>
+              </w:rPr>
+              <w:t>uv</w:t>
+            </w:r>
+            <w:proofErr w:type="spellEnd"/>
+            <w:r>
+              <w:rPr>
+                <w:rFonts w:ascii="Times New Roman" w:hAnsi="Times New Roman" w:cs="Times New Roman"/>
+              </w:rPr>
+              <w:t>.</w:t>
             </w:r>
           </w:p>
           <w:p>
@@ -455,7 +479,7 @@
                 <w:ilvl w:val="0"/>
                 <w:numId w:val="2"/>
               </w:numPr>
-              <w:spacing w:line="360" w:lineRule="auto"/>
+              <w:spacing w:line="276" w:lineRule="auto"/>
               <w:rPr>
                 <w:rFonts w:ascii="Times New Roman" w:hAnsi="Times New Roman" w:cs="Times New Roman"/>
               </w:rPr>
@@ -480,7 +504,7 @@
                 <w:ilvl w:val="0"/>
                 <w:numId w:val="2"/>
               </w:numPr>
-              <w:spacing w:line="360" w:lineRule="auto"/>
+              <w:spacing w:line="276" w:lineRule="auto"/>
               <w:rPr>
                 <w:rFonts w:ascii="Times New Roman" w:hAnsi="Times New Roman" w:cs="Times New Roman"/>
               </w:rPr>
@@ -499,7 +523,7 @@
                 <w:ilvl w:val="0"/>
                 <w:numId w:val="2"/>
               </w:numPr>
-              <w:spacing w:line="360" w:lineRule="auto"/>
+              <w:spacing w:line="276" w:lineRule="auto"/>
               <w:rPr>
                 <w:rFonts w:ascii="Times New Roman" w:hAnsi="Times New Roman" w:cs="Times New Roman"/>
               </w:rPr>
@@ -520,20 +544,26 @@
               <w:rPr>
                 <w:rFonts w:ascii="Times New Roman" w:hAnsi="Times New Roman" w:cs="Times New Roman"/>
               </w:rPr>
-              <w:t>backend, frontend and ai models to be done by the use of Api or event driven method was discussed over.</w:t>
+              <w:t xml:space="preserve">backend, frontend and ai models to be done </w:t>
+            </w:r>
+            <w:proofErr w:type="gramStart"/>
+            <w:r>
+              <w:rPr>
+                <w:rFonts w:ascii="Times New Roman" w:hAnsi="Times New Roman" w:cs="Times New Roman"/>
+              </w:rPr>
+              <w:t>by the use of</w:t>
+            </w:r>
+            <w:proofErr w:type="gramEnd"/>
+            <w:r>
+              <w:rPr>
+                <w:rFonts w:ascii="Times New Roman" w:hAnsi="Times New Roman" w:cs="Times New Roman"/>
+              </w:rPr>
+              <w:t xml:space="preserve"> Api or event driven method was discussed over.</w:t>
             </w:r>
           </w:p>
           <w:p>
             <w:pPr>
-              <w:spacing w:line="360" w:lineRule="auto"/>
-              <w:rPr>
-                <w:rFonts w:ascii="Times New Roman" w:hAnsi="Times New Roman" w:cs="Times New Roman"/>
-              </w:rPr>
-            </w:pPr>
-          </w:p>
-          <w:p>
-            <w:pPr>
-              <w:spacing w:line="360" w:lineRule="auto"/>
+              <w:spacing w:line="276" w:lineRule="auto"/>
               <w:rPr>
                 <w:rFonts w:ascii="Times New Roman" w:hAnsi="Times New Roman" w:cs="Times New Roman"/>
                 <w:b/>
@@ -564,7 +594,7 @@
                 <w:ilvl w:val="0"/>
                 <w:numId w:val="2"/>
               </w:numPr>
-              <w:spacing w:line="360" w:lineRule="auto"/>
+              <w:spacing w:line="276" w:lineRule="auto"/>
               <w:rPr>
                 <w:rFonts w:ascii="Times New Roman" w:hAnsi="Times New Roman" w:cs="Times New Roman"/>
               </w:rPr>
@@ -589,7 +619,7 @@
                 <w:ilvl w:val="0"/>
                 <w:numId w:val="2"/>
               </w:numPr>
-              <w:spacing w:line="360" w:lineRule="auto"/>
+              <w:spacing w:line="276" w:lineRule="auto"/>
               <w:rPr>
                 <w:rFonts w:ascii="Times New Roman" w:hAnsi="Times New Roman" w:cs="Times New Roman"/>
               </w:rPr>
@@ -608,7 +638,7 @@
                 <w:ilvl w:val="0"/>
                 <w:numId w:val="2"/>
               </w:numPr>
-              <w:spacing w:line="360" w:lineRule="auto"/>
+              <w:spacing w:line="276" w:lineRule="auto"/>
               <w:rPr>
                 <w:rFonts w:ascii="Times New Roman" w:hAnsi="Times New Roman" w:cs="Times New Roman"/>
               </w:rPr>
@@ -627,198 +657,41 @@
                 <w:ilvl w:val="0"/>
                 <w:numId w:val="2"/>
               </w:numPr>
-              <w:spacing w:line="360" w:lineRule="auto"/>
-              <w:rPr>
-                <w:rFonts w:ascii="Times New Roman" w:hAnsi="Times New Roman" w:cs="Times New Roman"/>
+              <w:spacing w:line="276" w:lineRule="auto"/>
+              <w:rPr>
+                <w:rFonts w:ascii="Times New Roman" w:hAnsi="Times New Roman" w:cs="Times New Roman"/>
+                <w:b/>
+                <w:bCs/>
               </w:rPr>
             </w:pPr>
             <w:r>
               <w:rPr>
                 <w:rFonts w:ascii="Times New Roman" w:hAnsi="Times New Roman" w:cs="Times New Roman"/>
               </w:rPr>
-              <w:t>Models Selection: The initial models for segmentation and classification were selected</w:t>
-            </w:r>
-            <w:r>
-              <w:rPr>
-                <w:rFonts w:ascii="Times New Roman" w:hAnsi="Times New Roman" w:cs="Times New Roman"/>
-              </w:rPr>
-              <w:t xml:space="preserve"> from hugging face</w:t>
-            </w:r>
-            <w:r>
-              <w:rPr>
-                <w:rFonts w:ascii="Times New Roman" w:hAnsi="Times New Roman" w:cs="Times New Roman"/>
-              </w:rPr>
-              <w:t>:</w:t>
+              <w:t>Models Selection: The initial models for segmentation and classification were selected from hugging face</w:t>
+            </w:r>
+            <w:r>
+              <w:rPr>
+                <w:rFonts w:ascii="Times New Roman" w:hAnsi="Times New Roman" w:cs="Times New Roman"/>
+              </w:rPr>
+              <w:t>.</w:t>
             </w:r>
           </w:p>
           <w:p>
             <w:pPr>
-              <w:pStyle w:val="ListParagraph"/>
-              <w:numPr>
-                <w:ilvl w:val="1"/>
-                <w:numId w:val="2"/>
-              </w:numPr>
-              <w:spacing w:line="360" w:lineRule="auto"/>
-              <w:rPr>
-                <w:rFonts w:ascii="Times New Roman" w:hAnsi="Times New Roman" w:cs="Times New Roman"/>
+              <w:spacing w:line="276" w:lineRule="auto"/>
+              <w:rPr>
+                <w:rFonts w:ascii="Times New Roman" w:hAnsi="Times New Roman" w:cs="Times New Roman"/>
+                <w:b/>
+                <w:bCs/>
               </w:rPr>
             </w:pPr>
             <w:r>
               <w:rPr>
                 <w:rFonts w:ascii="Times New Roman" w:hAnsi="Times New Roman" w:cs="Times New Roman"/>
-              </w:rPr>
-              <w:t>Clothing sub-category classification</w:t>
-            </w:r>
-            <w:r>
-              <w:rPr>
-                <w:rFonts w:ascii="Times New Roman" w:hAnsi="Times New Roman" w:cs="Times New Roman"/>
-              </w:rPr>
-              <w:t>:</w:t>
-            </w:r>
-            <w:r>
-              <w:t xml:space="preserve"> </w:t>
-            </w:r>
-            <w:r>
-              <w:t>“</w:t>
-            </w:r>
-            <w:r>
-              <w:rPr>
-                <w:rFonts w:ascii="Times New Roman" w:hAnsi="Times New Roman" w:cs="Times New Roman"/>
-              </w:rPr>
-              <w:t>prithivMLmods/Fashion-Product-subCategory</w:t>
-            </w:r>
-            <w:r>
-              <w:rPr>
-                <w:rFonts w:ascii="Times New Roman" w:hAnsi="Times New Roman" w:cs="Times New Roman"/>
-              </w:rPr>
-              <w:t>” for subcategory classification.</w:t>
-            </w:r>
-          </w:p>
-          <w:p>
-            <w:pPr>
-              <w:pStyle w:val="ListParagraph"/>
-              <w:numPr>
-                <w:ilvl w:val="1"/>
-                <w:numId w:val="2"/>
-              </w:numPr>
-              <w:spacing w:line="360" w:lineRule="auto"/>
-              <w:rPr>
-                <w:rFonts w:ascii="Times New Roman" w:hAnsi="Times New Roman" w:cs="Times New Roman"/>
-              </w:rPr>
-            </w:pPr>
-            <w:r>
-              <w:rPr>
-                <w:rFonts w:ascii="Times New Roman" w:hAnsi="Times New Roman" w:cs="Times New Roman"/>
-              </w:rPr>
-              <w:t>Clothing article type classification: “</w:t>
-            </w:r>
-            <w:r>
-              <w:rPr>
-                <w:rFonts w:ascii="Times New Roman" w:hAnsi="Times New Roman" w:cs="Times New Roman"/>
-              </w:rPr>
-              <w:t>prithivMLmods/Fashion-Product-articleType</w:t>
-            </w:r>
-            <w:r>
-              <w:rPr>
-                <w:rFonts w:ascii="Times New Roman" w:hAnsi="Times New Roman" w:cs="Times New Roman"/>
-              </w:rPr>
-              <w:t>” for identifying specific article type.</w:t>
-            </w:r>
-          </w:p>
-          <w:p>
-            <w:pPr>
-              <w:pStyle w:val="ListParagraph"/>
-              <w:numPr>
-                <w:ilvl w:val="1"/>
-                <w:numId w:val="2"/>
-              </w:numPr>
-              <w:spacing w:line="360" w:lineRule="auto"/>
-              <w:rPr>
-                <w:rFonts w:ascii="Times New Roman" w:hAnsi="Times New Roman" w:cs="Times New Roman"/>
-              </w:rPr>
-            </w:pPr>
-            <w:r>
-              <w:rPr>
-                <w:rFonts w:ascii="Times New Roman" w:hAnsi="Times New Roman" w:cs="Times New Roman"/>
-              </w:rPr>
-              <w:t>Clothing usage classification: “</w:t>
-            </w:r>
-            <w:r>
-              <w:rPr>
-                <w:rFonts w:ascii="Times New Roman" w:hAnsi="Times New Roman" w:cs="Times New Roman"/>
-              </w:rPr>
-              <w:t>prithivMLmods/Fashion-Product-Usage</w:t>
-            </w:r>
-            <w:r>
-              <w:rPr>
-                <w:rFonts w:ascii="Times New Roman" w:hAnsi="Times New Roman" w:cs="Times New Roman"/>
-              </w:rPr>
-              <w:t>” for determining the usage context of the clothes like party wear, causal, formal, etc.</w:t>
-            </w:r>
-          </w:p>
-          <w:p>
-            <w:pPr>
-              <w:pStyle w:val="ListParagraph"/>
-              <w:numPr>
-                <w:ilvl w:val="1"/>
-                <w:numId w:val="2"/>
-              </w:numPr>
-              <w:spacing w:line="360" w:lineRule="auto"/>
-              <w:rPr>
-                <w:rFonts w:ascii="Times New Roman" w:hAnsi="Times New Roman" w:cs="Times New Roman"/>
-              </w:rPr>
-            </w:pPr>
-            <w:r>
-              <w:rPr>
-                <w:rFonts w:ascii="Times New Roman" w:hAnsi="Times New Roman" w:cs="Times New Roman"/>
-              </w:rPr>
-              <w:t>Clothing segmentation: For segmentation “rembg” model that uses U</w:t>
-            </w:r>
-            <w:r>
-              <w:rPr>
-                <w:rFonts w:ascii="Times New Roman" w:hAnsi="Times New Roman" w:cs="Times New Roman"/>
-                <w:vertAlign w:val="superscript"/>
-              </w:rPr>
-              <w:t>2</w:t>
-            </w:r>
-            <w:r>
-              <w:rPr>
-                <w:rFonts w:ascii="Times New Roman" w:hAnsi="Times New Roman" w:cs="Times New Roman"/>
-              </w:rPr>
-              <w:t>-Net was selected.</w:t>
-            </w:r>
-            <w:r>
-              <w:rPr>
-                <w:rFonts w:ascii="Times New Roman" w:hAnsi="Times New Roman" w:cs="Times New Roman"/>
-              </w:rPr>
-              <w:t xml:space="preserve"> </w:t>
-            </w:r>
-          </w:p>
-          <w:p>
-            <w:pPr>
-              <w:spacing w:line="360" w:lineRule="auto"/>
-              <w:ind w:left="90"/>
-              <w:rPr>
-                <w:rFonts w:ascii="Times New Roman" w:hAnsi="Times New Roman" w:cs="Times New Roman"/>
-              </w:rPr>
-            </w:pPr>
-          </w:p>
-          <w:p>
-            <w:pPr>
-              <w:spacing w:line="360" w:lineRule="auto"/>
-              <w:rPr>
-                <w:rFonts w:ascii="Times New Roman" w:hAnsi="Times New Roman" w:cs="Times New Roman"/>
-                <w:b/>
-                <w:bCs/>
-              </w:rPr>
-            </w:pPr>
-            <w:r>
-              <w:rPr>
-                <w:rFonts w:ascii="Times New Roman" w:hAnsi="Times New Roman" w:cs="Times New Roman"/>
-                <w:b/>
-                <w:bCs/>
-              </w:rPr>
-              <w:lastRenderedPageBreak/>
+                <w:b/>
+                <w:bCs/>
+              </w:rPr>
               <w:t>Problems:</w:t>
             </w:r>
             <w:r>
@@ -837,7 +710,7 @@
                 <w:ilvl w:val="0"/>
                 <w:numId w:val="2"/>
               </w:numPr>
-              <w:spacing w:line="360" w:lineRule="auto"/>
+              <w:spacing w:line="276" w:lineRule="auto"/>
               <w:rPr>
                 <w:rFonts w:ascii="Times New Roman" w:hAnsi="Times New Roman" w:cs="Times New Roman"/>
               </w:rPr>
@@ -862,7 +735,7 @@
                 <w:ilvl w:val="0"/>
                 <w:numId w:val="2"/>
               </w:numPr>
-              <w:spacing w:line="360" w:lineRule="auto"/>
+              <w:spacing w:line="276" w:lineRule="auto"/>
               <w:rPr>
                 <w:rFonts w:ascii="Times New Roman" w:hAnsi="Times New Roman" w:cs="Times New Roman"/>
               </w:rPr>
@@ -881,7 +754,7 @@
                 <w:ilvl w:val="0"/>
                 <w:numId w:val="2"/>
               </w:numPr>
-              <w:spacing w:line="360" w:lineRule="auto"/>
+              <w:spacing w:line="276" w:lineRule="auto"/>
               <w:rPr>
                 <w:rFonts w:ascii="Times New Roman" w:hAnsi="Times New Roman" w:cs="Times New Roman"/>
               </w:rPr>
@@ -918,7 +791,7 @@
                 <w:ilvl w:val="0"/>
                 <w:numId w:val="2"/>
               </w:numPr>
-              <w:spacing w:line="360" w:lineRule="auto"/>
+              <w:spacing w:line="276" w:lineRule="auto"/>
               <w:rPr>
                 <w:rFonts w:ascii="Times New Roman" w:hAnsi="Times New Roman" w:cs="Times New Roman"/>
               </w:rPr>
@@ -932,15 +805,7 @@
           </w:p>
           <w:p>
             <w:pPr>
-              <w:ind w:left="90"/>
-              <w:rPr>
-                <w:rFonts w:ascii="Times New Roman" w:hAnsi="Times New Roman" w:cs="Times New Roman"/>
-              </w:rPr>
-            </w:pPr>
-          </w:p>
-          <w:p>
-            <w:pPr>
-              <w:spacing w:line="360" w:lineRule="auto"/>
+              <w:spacing w:line="276" w:lineRule="auto"/>
               <w:rPr>
                 <w:rFonts w:ascii="Times New Roman" w:hAnsi="Times New Roman" w:cs="Times New Roman"/>
                 <w:b/>
@@ -971,7 +836,7 @@
                 <w:ilvl w:val="0"/>
                 <w:numId w:val="2"/>
               </w:numPr>
-              <w:spacing w:line="360" w:lineRule="auto"/>
+              <w:spacing w:line="276" w:lineRule="auto"/>
               <w:rPr>
                 <w:rFonts w:ascii="Times New Roman" w:hAnsi="Times New Roman" w:cs="Times New Roman"/>
               </w:rPr>
@@ -996,7 +861,7 @@
                 <w:ilvl w:val="0"/>
                 <w:numId w:val="2"/>
               </w:numPr>
-              <w:spacing w:line="360" w:lineRule="auto"/>
+              <w:spacing w:line="276" w:lineRule="auto"/>
               <w:rPr>
                 <w:rFonts w:ascii="Times New Roman" w:hAnsi="Times New Roman" w:cs="Times New Roman"/>
               </w:rPr>
@@ -1015,7 +880,7 @@
                 <w:ilvl w:val="0"/>
                 <w:numId w:val="2"/>
               </w:numPr>
-              <w:spacing w:line="360" w:lineRule="auto"/>
+              <w:spacing w:line="276" w:lineRule="auto"/>
               <w:rPr>
                 <w:rFonts w:ascii="Times New Roman" w:hAnsi="Times New Roman" w:cs="Times New Roman"/>
               </w:rPr>
@@ -1034,7 +899,7 @@
                 <w:ilvl w:val="0"/>
                 <w:numId w:val="2"/>
               </w:numPr>
-              <w:spacing w:line="360" w:lineRule="auto"/>
+              <w:spacing w:line="276" w:lineRule="auto"/>
               <w:rPr>
                 <w:rFonts w:ascii="Times New Roman" w:hAnsi="Times New Roman" w:cs="Times New Roman"/>
               </w:rPr>
@@ -1053,7 +918,7 @@
                 <w:ilvl w:val="0"/>
                 <w:numId w:val="2"/>
               </w:numPr>
-              <w:spacing w:line="360" w:lineRule="auto"/>
+              <w:spacing w:line="276" w:lineRule="auto"/>
               <w:rPr>
                 <w:rFonts w:ascii="Times New Roman" w:hAnsi="Times New Roman" w:cs="Times New Roman"/>
               </w:rPr>
@@ -1070,16 +935,15 @@
     </w:tbl>
     <w:p>
       <w:pPr>
-        <w:spacing w:before="240"/>
-        <w:rPr>
-          <w:rFonts w:ascii="Times New Roman" w:hAnsi="Times New Roman" w:cs="Times New Roman"/>
-        </w:rPr>
-      </w:pPr>
-      <w:r>
-        <w:rPr>
-          <w:rFonts w:ascii="Times New Roman" w:hAnsi="Times New Roman" w:cs="Times New Roman"/>
-        </w:rPr>
-        <w:lastRenderedPageBreak/>
+        <w:spacing w:before="240" w:line="276" w:lineRule="auto"/>
+        <w:rPr>
+          <w:rFonts w:ascii="Times New Roman" w:hAnsi="Times New Roman" w:cs="Times New Roman"/>
+        </w:rPr>
+      </w:pPr>
+      <w:r>
+        <w:rPr>
+          <w:rFonts w:ascii="Times New Roman" w:hAnsi="Times New Roman" w:cs="Times New Roman"/>
+        </w:rPr>
         <w:t>Internal Supervisor Name:</w:t>
       </w:r>
       <w:r>
@@ -1097,6 +961,7 @@
     </w:p>
     <w:p>
       <w:pPr>
+        <w:spacing w:line="276" w:lineRule="auto"/>
         <w:rPr>
           <w:rFonts w:ascii="Times New Roman" w:hAnsi="Times New Roman" w:cs="Times New Roman"/>
         </w:rPr>
@@ -1122,6 +987,7 @@
     </w:p>
     <w:p>
       <w:pPr>
+        <w:spacing w:line="276" w:lineRule="auto"/>
         <w:rPr>
           <w:rFonts w:ascii="Times New Roman" w:hAnsi="Times New Roman" w:cs="Times New Roman"/>
         </w:rPr>
@@ -1129,6 +995,7 @@
     </w:p>
     <w:p>
       <w:pPr>
+        <w:spacing w:line="276" w:lineRule="auto"/>
         <w:rPr>
           <w:rFonts w:ascii="Times New Roman" w:hAnsi="Times New Roman" w:cs="Times New Roman"/>
         </w:rPr>
@@ -1208,6 +1075,7 @@
     </w:p>
     <w:p>
       <w:pPr>
+        <w:spacing w:line="276" w:lineRule="auto"/>
         <w:rPr>
           <w:rFonts w:ascii="Times New Roman" w:hAnsi="Times New Roman" w:cs="Times New Roman"/>
           <w:b/>
@@ -2501,6 +2369,7 @@
   <w:style w:type="character" w:default="1" w:styleId="DefaultParagraphFont">
     <w:name w:val="Default Paragraph Font"/>
     <w:uiPriority w:val="1"/>
+    <w:semiHidden/>
     <w:unhideWhenUsed/>
   </w:style>
   <w:style w:type="table" w:default="1" w:styleId="TableNormal">
